--- a/newdoc/02_原料体系与糖体系手册_v1_1.docx
+++ b/newdoc/02_原料体系与糖体系手册_v1_1.docx
@@ -4,160 +4,148 @@
   <w:body>
     <w:p>
       <w:pPr>
-        <w:pStyle w:val="Heading1"/>
+        <w:spacing w:before="360" w:after="240" w:line="240" w:lineRule="auto"/>
       </w:pPr>
       <w:r>
+        <w:rPr>
+          <w:rFonts w:ascii="Microsoft YaHei" w:hAnsi="Microsoft YaHei" w:eastAsia="微软雅黑"/>
+          <w:b/>
+          <w:color w:val="1F4E78"/>
+          <w:sz w:val="48"/>
+        </w:rPr>
         <w:t>02_原料体系与糖体系手册（最少SKU版｜整理版 v1）</w:t>
       </w:r>
     </w:p>
     <w:p/>
     <w:p>
       <w:pPr>
-        <w:pStyle w:val="Heading2"/>
+        <w:spacing w:before="240" w:after="160"/>
       </w:pPr>
       <w:r>
+        <w:rPr>
+          <w:rFonts w:ascii="Microsoft YaHei" w:hAnsi="Microsoft YaHei" w:eastAsia="微软雅黑"/>
+          <w:b/>
+          <w:color w:val="4472C4"/>
+          <w:sz w:val="36"/>
+        </w:rPr>
         <w:t>0. 结论：起步只需要“最少 8 个 SKU”</w:t>
       </w:r>
     </w:p>
     <w:p>
       <w:r>
-        <w:rPr>
-          <w:b w:val="0"/>
-          <w:i w:val="0"/>
-        </w:rPr>
         <w:t>目标：先把“结构稳定 + 风味清晰”练出来，再扩品类。</w:t>
       </w:r>
     </w:p>
     <w:p/>
     <w:p>
       <w:r>
-        <w:rPr>
-          <w:b w:val="0"/>
-          <w:i w:val="0"/>
-        </w:rPr>
         <w:t>最少 SKU 清单（8 个就能开练）：</w:t>
       </w:r>
     </w:p>
     <w:p>
       <w:r>
-        <w:rPr>
-          <w:b w:val="0"/>
-          <w:i w:val="0"/>
-        </w:rPr>
         <w:t>1) 全脂牛奶（UHT/巴氏都行）</w:t>
       </w:r>
     </w:p>
     <w:p>
       <w:r>
-        <w:rPr>
-          <w:b w:val="0"/>
-          <w:i w:val="0"/>
-        </w:rPr>
         <w:t>2) 稀奶油 35%</w:t>
       </w:r>
     </w:p>
     <w:p>
       <w:r>
-        <w:rPr>
-          <w:b w:val="0"/>
-          <w:i w:val="0"/>
-        </w:rPr>
         <w:t>3) 脱脂奶粉 SMP（Leche en Polvo Desnatada）</w:t>
       </w:r>
     </w:p>
     <w:p>
       <w:r>
-        <w:rPr>
-          <w:b w:val="0"/>
-          <w:i w:val="0"/>
-        </w:rPr>
         <w:t>4) 白砂糖（蔗糖）</w:t>
       </w:r>
     </w:p>
     <w:p>
       <w:r>
-        <w:rPr>
-          <w:b w:val="0"/>
-          <w:i w:val="0"/>
-        </w:rPr>
         <w:t>5) dextrose（葡萄糖粉）或葡萄糖系工具（二选一）</w:t>
       </w:r>
     </w:p>
     <w:p>
       <w:r>
-        <w:rPr>
-          <w:b w:val="0"/>
-          <w:i w:val="0"/>
-        </w:rPr>
         <w:t>6) 稳定剂/乳化剂复配粉（Neutro 类）</w:t>
       </w:r>
     </w:p>
     <w:p>
       <w:r>
-        <w:rPr>
-          <w:b w:val="0"/>
-          <w:i w:val="0"/>
-        </w:rPr>
         <w:t>7) 抹茶粉</w:t>
       </w:r>
     </w:p>
     <w:p>
       <w:r>
-        <w:rPr>
-          <w:b w:val="0"/>
-          <w:i w:val="0"/>
-        </w:rPr>
         <w:t>8) 可可粉（Cacao en Polvo）</w:t>
       </w:r>
     </w:p>
     <w:p/>
     <w:p>
+      <w:pPr>
+        <w:spacing w:before="120" w:after="120"/>
+        <w:ind w:left="432" w:right="432"/>
+        <w:shd w:fill="E7F3FF"/>
+      </w:pPr>
       <w:r>
         <w:rPr>
-          <w:b w:val="0"/>
-          <w:i w:val="0"/>
+          <w:i/>
+          <w:color w:val="4472C4"/>
         </w:rPr>
-        <w:t>&gt; 起步阶段不建议直接引入“巧克力酱/榛子酱等含脂含糖增稠酱料”做核心（结构更容易乱、清洗更难）。先把粉路线跑稳。</w:t>
-      </w:r>
-    </w:p>
-    <w:p/>
-    <w:p>
-      <w:r>
-        <w:rPr>
-          <w:b w:val="0"/>
-          <w:i w:val="0"/>
-        </w:rPr>
-        <w:t>---</w:t>
+        <w:t>起步阶段不建议直接引入“巧克力酱/榛子酱等含脂含糖增稠酱料”做核心（结构更容易乱、清洗更难）。先把粉路线跑稳。</w:t>
       </w:r>
     </w:p>
     <w:p/>
     <w:p>
       <w:pPr>
-        <w:pStyle w:val="Heading2"/>
+        <w:spacing w:before="120" w:after="120"/>
+        <w:pBdr>
+          <w:bottom w:val="single" w:sz="6" w:space="1" w:color="CCCCCC"/>
+        </w:pBdr>
+      </w:pPr>
+    </w:p>
+    <w:p/>
+    <w:p>
+      <w:pPr>
+        <w:spacing w:before="240" w:after="160"/>
       </w:pPr>
       <w:r>
+        <w:rPr>
+          <w:rFonts w:ascii="Microsoft YaHei" w:hAnsi="Microsoft YaHei" w:eastAsia="微软雅黑"/>
+          <w:b/>
+          <w:color w:val="4472C4"/>
+          <w:sz w:val="36"/>
+        </w:rPr>
         <w:t>0.5 v1 执行口径（与 12–14 完全一致｜只加不删）</w:t>
       </w:r>
     </w:p>
     <w:p>
+      <w:pPr>
+        <w:spacing w:before="120" w:after="120"/>
+        <w:ind w:left="432" w:right="432"/>
+        <w:shd w:fill="E7F3FF"/>
+      </w:pPr>
       <w:r>
         <w:rPr>
-          <w:b w:val="0"/>
-          <w:i w:val="0"/>
+          <w:i/>
+          <w:color w:val="4472C4"/>
         </w:rPr>
-        <w:t>&gt; 本手册主体仍是“原料与糖体系知识库”，但从 v1_1 起补一段</w:t>
+        <w:t>本手册主体仍是“原料与糖体系知识库”，但从 v1_1 起补一段</w:t>
       </w:r>
       <w:r>
         <w:rPr>
           <w:b/>
-          <w:i w:val="0"/>
+          <w:i/>
+          <w:color w:val="4472C4"/>
         </w:rPr>
         <w:t>执行级默认口径</w:t>
       </w:r>
       <w:r>
         <w:rPr>
-          <w:b w:val="0"/>
-          <w:i w:val="0"/>
+          <w:i/>
+          <w:color w:val="4472C4"/>
         </w:rPr>
         <w:t>，避免你在采购与研发时口径漂移。</w:t>
       </w:r>
@@ -167,7 +155,7 @@
       <w:r>
         <w:rPr>
           <w:b/>
-          <w:i w:val="0"/>
+          <w:color w:val="1F4E78"/>
         </w:rPr>
         <w:t>商业效率路径（已锁定）</w:t>
       </w:r>
@@ -177,38 +165,26 @@
         <w:pStyle w:val="ListBullet"/>
       </w:pPr>
       <w:r>
-        <w:rPr>
-          <w:b w:val="0"/>
-          <w:i w:val="0"/>
-        </w:rPr>
         <w:t>设备：</w:t>
       </w:r>
       <w:r>
         <w:rPr>
           <w:b/>
-          <w:i w:val="0"/>
+          <w:color w:val="1F4E78"/>
         </w:rPr>
         <w:t>泵机 Pump</w:t>
       </w:r>
       <w:r>
-        <w:rPr>
-          <w:b w:val="0"/>
-          <w:i w:val="0"/>
-        </w:rPr>
         <w:t xml:space="preserve">（目标 Overrun </w:t>
       </w:r>
       <w:r>
         <w:rPr>
           <w:b/>
-          <w:i w:val="0"/>
+          <w:color w:val="1F4E78"/>
         </w:rPr>
         <w:t>40–60%</w:t>
       </w:r>
       <w:r>
-        <w:rPr>
-          <w:b w:val="0"/>
-          <w:i w:val="0"/>
-        </w:rPr>
         <w:t>）</w:t>
       </w:r>
     </w:p>
@@ -217,24 +193,16 @@
         <w:pStyle w:val="ListBullet"/>
       </w:pPr>
       <w:r>
-        <w:rPr>
-          <w:b w:val="0"/>
-          <w:i w:val="0"/>
-        </w:rPr>
         <w:t>组织：</w:t>
       </w:r>
       <w:r>
         <w:rPr>
           <w:b/>
-          <w:i w:val="0"/>
+          <w:color w:val="1F4E78"/>
         </w:rPr>
         <w:t>总部/代工预拌粉（按袋对应一缸）</w:t>
       </w:r>
       <w:r>
-        <w:rPr>
-          <w:b w:val="0"/>
-          <w:i w:val="0"/>
-        </w:rPr>
         <w:t>，门店只做傻瓜操作</w:t>
       </w:r>
     </w:p>
@@ -243,16 +211,12 @@
         <w:pStyle w:val="ListBullet"/>
       </w:pPr>
       <w:r>
-        <w:rPr>
-          <w:b w:val="0"/>
-          <w:i w:val="0"/>
-        </w:rPr>
         <w:t>工艺：</w:t>
       </w:r>
       <w:r>
         <w:rPr>
           <w:b/>
-          <w:i w:val="0"/>
+          <w:color w:val="1F4E78"/>
         </w:rPr>
         <w:t>Warm Mix（最低限度热配） + 快速降温 ≤4°C + 过夜熟化 8–12h</w:t>
       </w:r>
@@ -262,24 +226,16 @@
         <w:pStyle w:val="ListBullet"/>
       </w:pPr>
       <w:r>
-        <w:rPr>
-          <w:b w:val="0"/>
-          <w:i w:val="0"/>
-        </w:rPr>
         <w:t>目标体验：</w:t>
       </w:r>
       <w:r>
         <w:rPr>
           <w:b/>
-          <w:i w:val="0"/>
+          <w:color w:val="1F4E78"/>
         </w:rPr>
         <w:t>Mercadona 体验策略</w:t>
       </w:r>
       <w:r>
-        <w:rPr>
-          <w:b w:val="0"/>
-          <w:i w:val="0"/>
-        </w:rPr>
         <w:t>——靠结构与工艺放大“高级感”，不是盲目堆料</w:t>
       </w:r>
     </w:p>
@@ -288,7 +244,7 @@
       <w:r>
         <w:rPr>
           <w:b/>
-          <w:i w:val="0"/>
+          <w:color w:val="1F4E78"/>
         </w:rPr>
         <w:t>Warm Mix 温度口径</w:t>
       </w:r>
@@ -298,24 +254,16 @@
         <w:pStyle w:val="ListBullet"/>
       </w:pPr>
       <w:r>
-        <w:rPr>
-          <w:b w:val="0"/>
-          <w:i w:val="0"/>
-        </w:rPr>
         <w:t xml:space="preserve">巧克力：可用 </w:t>
       </w:r>
       <w:r>
         <w:rPr>
           <w:b/>
-          <w:i w:val="0"/>
+          <w:color w:val="1F4E78"/>
         </w:rPr>
         <w:t>&gt;60°C 热水</w:t>
       </w:r>
       <w:r>
-        <w:rPr>
-          <w:b w:val="0"/>
-          <w:i w:val="0"/>
-        </w:rPr>
         <w:t>帮助可可水化</w:t>
       </w:r>
     </w:p>
@@ -324,24 +272,16 @@
         <w:pStyle w:val="ListBullet"/>
       </w:pPr>
       <w:r>
-        <w:rPr>
-          <w:b w:val="0"/>
-          <w:i w:val="0"/>
-        </w:rPr>
         <w:t xml:space="preserve">抹茶：用 </w:t>
       </w:r>
       <w:r>
         <w:rPr>
           <w:b/>
-          <w:i w:val="0"/>
+          <w:color w:val="1F4E78"/>
         </w:rPr>
         <w:t>40–50°C 温牛奶</w:t>
       </w:r>
       <w:r>
-        <w:rPr>
-          <w:b w:val="0"/>
-          <w:i w:val="0"/>
-        </w:rPr>
         <w:t>（少苦少灰、香更干净）</w:t>
       </w:r>
     </w:p>
@@ -350,7 +290,7 @@
       <w:r>
         <w:rPr>
           <w:b/>
-          <w:i w:val="0"/>
+          <w:color w:val="1F4E78"/>
         </w:rPr>
         <w:t>糖策略（你当前定位的落地版）</w:t>
       </w:r>
@@ -360,24 +300,16 @@
         <w:pStyle w:val="ListBullet"/>
       </w:pPr>
       <w:r>
-        <w:rPr>
-          <w:b w:val="0"/>
-          <w:i w:val="0"/>
-        </w:rPr>
         <w:t>甜度：</w:t>
       </w:r>
       <w:r>
         <w:rPr>
           <w:b/>
-          <w:i w:val="0"/>
+          <w:color w:val="1F4E78"/>
         </w:rPr>
         <w:t>中偏甜但不齁</w:t>
       </w:r>
       <w:r>
-        <w:rPr>
-          <w:b w:val="0"/>
-          <w:i w:val="0"/>
-        </w:rPr>
         <w:t>（入口甜感明显，后段收尾干净）</w:t>
       </w:r>
     </w:p>
@@ -386,24 +318,16 @@
         <w:pStyle w:val="ListBullet"/>
       </w:pPr>
       <w:r>
-        <w:rPr>
-          <w:b w:val="0"/>
-          <w:i w:val="0"/>
-        </w:rPr>
         <w:t>工具糖：</w:t>
       </w:r>
       <w:r>
         <w:rPr>
           <w:b/>
-          <w:i w:val="0"/>
+          <w:color w:val="1F4E78"/>
         </w:rPr>
         <w:t>Dextrosa</w:t>
       </w:r>
       <w:r>
-        <w:rPr>
-          <w:b w:val="0"/>
-          <w:i w:val="0"/>
-        </w:rPr>
         <w:t xml:space="preserve"> 用来“更软更细更绵密”，不是为了更甜</w:t>
       </w:r>
     </w:p>
@@ -412,10 +336,6 @@
         <w:pStyle w:val="ListBullet"/>
       </w:pPr>
       <w:r>
-        <w:rPr>
-          <w:b w:val="0"/>
-          <w:i w:val="0"/>
-        </w:rPr>
         <w:t>风险项：果糖/高比例转化糖更易“甜冲/发干/拖尾”，v1 不作为主策略（可留作后期实验）</w:t>
       </w:r>
     </w:p>
@@ -424,7 +344,7 @@
       <w:r>
         <w:rPr>
           <w:b/>
-          <w:i w:val="0"/>
+          <w:color w:val="1F4E78"/>
         </w:rPr>
         <w:t>稳定/乳化体系提示</w:t>
       </w:r>
@@ -434,10 +354,6 @@
         <w:pStyle w:val="ListBullet"/>
       </w:pPr>
       <w:r>
-        <w:rPr>
-          <w:b w:val="0"/>
-          <w:i w:val="0"/>
-        </w:rPr>
         <w:t>你当前使用的 “Base 50 Soft” 可能是：</w:t>
       </w:r>
     </w:p>
@@ -446,10 +362,6 @@
         <w:pStyle w:val="ListBullet"/>
       </w:pPr>
       <w:r>
-        <w:rPr>
-          <w:b w:val="0"/>
-          <w:i w:val="0"/>
-        </w:rPr>
         <w:t>A 类：稳定/乳化复配粉（常见 0.2–0.5%）</w:t>
       </w:r>
     </w:p>
@@ -458,10 +370,6 @@
         <w:pStyle w:val="ListBullet"/>
       </w:pPr>
       <w:r>
-        <w:rPr>
-          <w:b w:val="0"/>
-          <w:i w:val="0"/>
-        </w:rPr>
         <w:t>B 类：基底粉（常见 2–5%）</w:t>
       </w:r>
     </w:p>
@@ -470,30 +378,31 @@
         <w:pStyle w:val="ListBullet"/>
       </w:pPr>
       <w:r>
-        <w:rPr>
-          <w:b w:val="0"/>
-          <w:i w:val="0"/>
-        </w:rPr>
         <w:t>未落锤前：以包装推荐用量为准，并在 13 文件中完成判别与定版。</w:t>
       </w:r>
     </w:p>
     <w:p/>
     <w:p/>
     <w:p>
-      <w:r>
-        <w:rPr>
-          <w:b w:val="0"/>
-          <w:i w:val="0"/>
-        </w:rPr>
-        <w:t>---</w:t>
-      </w:r>
+      <w:pPr>
+        <w:spacing w:before="120" w:after="120"/>
+        <w:pBdr>
+          <w:bottom w:val="single" w:sz="6" w:space="1" w:color="CCCCCC"/>
+        </w:pBdr>
+      </w:pPr>
     </w:p>
     <w:p/>
     <w:p>
       <w:pPr>
-        <w:pStyle w:val="Heading2"/>
+        <w:spacing w:before="240" w:after="160"/>
       </w:pPr>
       <w:r>
+        <w:rPr>
+          <w:rFonts w:ascii="Microsoft YaHei" w:hAnsi="Microsoft YaHei" w:eastAsia="微软雅黑"/>
+          <w:b/>
+          <w:color w:val="4472C4"/>
+          <w:sz w:val="36"/>
+        </w:rPr>
         <w:t>1. 起步参数范围（记区间，不背公式）</w:t>
       </w:r>
     </w:p>
@@ -502,10 +411,6 @@
         <w:pStyle w:val="ListBullet"/>
       </w:pPr>
       <w:r>
-        <w:rPr>
-          <w:b w:val="0"/>
-          <w:i w:val="0"/>
-        </w:rPr>
         <w:t>脂肪：6–10%（太低薄/冰渣；太高腻/热天塌）</w:t>
       </w:r>
     </w:p>
@@ -514,10 +419,6 @@
         <w:pStyle w:val="ListBullet"/>
       </w:pPr>
       <w:r>
-        <w:rPr>
-          <w:b w:val="0"/>
-          <w:i w:val="0"/>
-        </w:rPr>
         <w:t>糖（总甜味固形物）：14–18%（太低硬；太高黏、甜齁）</w:t>
       </w:r>
     </w:p>
@@ -526,10 +427,6 @@
         <w:pStyle w:val="ListBullet"/>
       </w:pPr>
       <w:r>
-        <w:rPr>
-          <w:b w:val="0"/>
-          <w:i w:val="0"/>
-        </w:rPr>
         <w:t>总固形物：34–40%（太低水；太高糊口/机器吃力）</w:t>
       </w:r>
     </w:p>
@@ -538,38 +435,45 @@
         <w:pStyle w:val="ListBullet"/>
       </w:pPr>
       <w:r>
-        <w:rPr>
-          <w:b w:val="0"/>
-          <w:i w:val="0"/>
-        </w:rPr>
         <w:t>稳定剂复配粉：0.25–0.45%（太少塌/出水；太多胶感）</w:t>
       </w:r>
     </w:p>
     <w:p/>
     <w:p>
-      <w:r>
-        <w:rPr>
-          <w:b w:val="0"/>
-          <w:i w:val="0"/>
-        </w:rPr>
-        <w:t>---</w:t>
-      </w:r>
+      <w:pPr>
+        <w:spacing w:before="120" w:after="120"/>
+        <w:pBdr>
+          <w:bottom w:val="single" w:sz="6" w:space="1" w:color="CCCCCC"/>
+        </w:pBdr>
+      </w:pPr>
     </w:p>
     <w:p/>
     <w:p>
       <w:pPr>
-        <w:pStyle w:val="Heading2"/>
+        <w:spacing w:before="240" w:after="160"/>
       </w:pPr>
       <w:r>
+        <w:rPr>
+          <w:rFonts w:ascii="Microsoft YaHei" w:hAnsi="Microsoft YaHei" w:eastAsia="微软雅黑"/>
+          <w:b/>
+          <w:color w:val="4472C4"/>
+          <w:sz w:val="36"/>
+        </w:rPr>
         <w:t>2. 乳制品体系（软冰“结构底盘”）</w:t>
       </w:r>
     </w:p>
     <w:p/>
     <w:p>
       <w:pPr>
-        <w:pStyle w:val="Heading3"/>
+        <w:spacing w:before="240" w:after="160"/>
       </w:pPr>
       <w:r>
+        <w:rPr>
+          <w:rFonts w:ascii="Microsoft YaHei" w:hAnsi="Microsoft YaHei" w:eastAsia="微软雅黑"/>
+          <w:b/>
+          <w:color w:val="5B9BD5"/>
+          <w:sz w:val="28"/>
+        </w:rPr>
         <w:t>2.1 牛奶（Leche）</w:t>
       </w:r>
     </w:p>
@@ -578,10 +482,6 @@
         <w:pStyle w:val="ListBullet"/>
       </w:pPr>
       <w:r>
-        <w:rPr>
-          <w:b w:val="0"/>
-          <w:i w:val="0"/>
-        </w:rPr>
         <w:t>作用：提供水相 + 乳蛋白 + 乳糖（结构与body）</w:t>
       </w:r>
     </w:p>
@@ -590,19 +490,21 @@
         <w:pStyle w:val="ListBullet"/>
       </w:pPr>
       <w:r>
-        <w:rPr>
-          <w:b w:val="0"/>
-          <w:i w:val="0"/>
-        </w:rPr>
         <w:t>建议：Leche Entera（全脂）优先；UHT/巴氏均可起步</w:t>
       </w:r>
     </w:p>
     <w:p/>
     <w:p>
       <w:pPr>
-        <w:pStyle w:val="Heading3"/>
+        <w:spacing w:before="240" w:after="160"/>
       </w:pPr>
       <w:r>
+        <w:rPr>
+          <w:rFonts w:ascii="Microsoft YaHei" w:hAnsi="Microsoft YaHei" w:eastAsia="微软雅黑"/>
+          <w:b/>
+          <w:color w:val="5B9BD5"/>
+          <w:sz w:val="28"/>
+        </w:rPr>
         <w:t>2.2 稀奶油（Nata 35%）</w:t>
       </w:r>
     </w:p>
@@ -611,10 +513,6 @@
         <w:pStyle w:val="ListBullet"/>
       </w:pPr>
       <w:r>
-        <w:rPr>
-          <w:b w:val="0"/>
-          <w:i w:val="0"/>
-        </w:rPr>
         <w:t>作用：脂肪是“香气抓手”和“顺滑来源”</w:t>
       </w:r>
     </w:p>
@@ -623,28 +521,26 @@
         <w:pStyle w:val="ListBullet"/>
       </w:pPr>
       <w:r>
-        <w:rPr>
-          <w:b w:val="0"/>
-          <w:i w:val="0"/>
-        </w:rPr>
         <w:t>建议：Para Montar（常见 35%）</w:t>
       </w:r>
     </w:p>
     <w:p/>
     <w:p>
       <w:pPr>
-        <w:pStyle w:val="Heading3"/>
+        <w:spacing w:before="240" w:after="160"/>
       </w:pPr>
       <w:r>
+        <w:rPr>
+          <w:rFonts w:ascii="Microsoft YaHei" w:hAnsi="Microsoft YaHei" w:eastAsia="微软雅黑"/>
+          <w:b/>
+          <w:color w:val="5B9BD5"/>
+          <w:sz w:val="28"/>
+        </w:rPr>
         <w:t>2.3 脱脂奶粉 SMP</w:t>
       </w:r>
     </w:p>
     <w:p>
       <w:r>
-        <w:rPr>
-          <w:b w:val="0"/>
-          <w:i w:val="0"/>
-        </w:rPr>
         <w:t>一句话：糖是装饰，奶粉（蛋白质）是水泥和钢筋。</w:t>
       </w:r>
     </w:p>
@@ -653,10 +549,6 @@
         <w:pStyle w:val="ListBullet"/>
       </w:pPr>
       <w:r>
-        <w:rPr>
-          <w:b w:val="0"/>
-          <w:i w:val="0"/>
-        </w:rPr>
         <w:t>作用1：吸水锁水（减少自由水→冰晶更小）</w:t>
       </w:r>
     </w:p>
@@ -665,10 +557,6 @@
         <w:pStyle w:val="ListBullet"/>
       </w:pPr>
       <w:r>
-        <w:rPr>
-          <w:b w:val="0"/>
-          <w:i w:val="0"/>
-        </w:rPr>
         <w:t>作用2：帮助形成气泡膜（Overrun 更稳定→更挺）</w:t>
       </w:r>
     </w:p>
@@ -677,38 +565,45 @@
         <w:pStyle w:val="ListBullet"/>
       </w:pPr>
       <w:r>
-        <w:rPr>
-          <w:b w:val="0"/>
-          <w:i w:val="0"/>
-        </w:rPr>
         <w:t>风险：过高会砂感（乳糖结晶）与糊口</w:t>
       </w:r>
     </w:p>
     <w:p/>
     <w:p>
-      <w:r>
-        <w:rPr>
-          <w:b w:val="0"/>
-          <w:i w:val="0"/>
-        </w:rPr>
-        <w:t>---</w:t>
-      </w:r>
+      <w:pPr>
+        <w:spacing w:before="120" w:after="120"/>
+        <w:pBdr>
+          <w:bottom w:val="single" w:sz="6" w:space="1" w:color="CCCCCC"/>
+        </w:pBdr>
+      </w:pPr>
     </w:p>
     <w:p/>
     <w:p>
       <w:pPr>
-        <w:pStyle w:val="Heading2"/>
+        <w:spacing w:before="240" w:after="160"/>
       </w:pPr>
       <w:r>
+        <w:rPr>
+          <w:rFonts w:ascii="Microsoft YaHei" w:hAnsi="Microsoft YaHei" w:eastAsia="微软雅黑"/>
+          <w:b/>
+          <w:color w:val="4472C4"/>
+          <w:sz w:val="36"/>
+        </w:rPr>
         <w:t>3. 稳定剂 / 乳化剂（决定“挺立、干爽、抗出水”）</w:t>
       </w:r>
     </w:p>
     <w:p/>
     <w:p>
       <w:pPr>
-        <w:pStyle w:val="Heading3"/>
+        <w:spacing w:before="240" w:after="160"/>
       </w:pPr>
       <w:r>
+        <w:rPr>
+          <w:rFonts w:ascii="Microsoft YaHei" w:hAnsi="Microsoft YaHei" w:eastAsia="微软雅黑"/>
+          <w:b/>
+          <w:color w:val="5B9BD5"/>
+          <w:sz w:val="28"/>
+        </w:rPr>
         <w:t>3.1 乳化剂（Emulsionantes）</w:t>
       </w:r>
     </w:p>
@@ -717,10 +612,6 @@
         <w:pStyle w:val="ListBullet"/>
       </w:pPr>
       <w:r>
-        <w:rPr>
-          <w:b w:val="0"/>
-          <w:i w:val="0"/>
-        </w:rPr>
         <w:t>常见：E471（Mono- y diglicéridos…）</w:t>
       </w:r>
     </w:p>
@@ -729,28 +620,26 @@
         <w:pStyle w:val="ListBullet"/>
       </w:pPr>
       <w:r>
-        <w:rPr>
-          <w:b w:val="0"/>
-          <w:i w:val="0"/>
-        </w:rPr>
         <w:t>贡献：干爽（哑光）、挺立（堆高不塌）、顺滑</w:t>
       </w:r>
     </w:p>
     <w:p/>
     <w:p>
       <w:pPr>
-        <w:pStyle w:val="Heading3"/>
+        <w:spacing w:before="240" w:after="160"/>
       </w:pPr>
       <w:r>
+        <w:rPr>
+          <w:rFonts w:ascii="Microsoft YaHei" w:hAnsi="Microsoft YaHei" w:eastAsia="微软雅黑"/>
+          <w:b/>
+          <w:color w:val="5B9BD5"/>
+          <w:sz w:val="28"/>
+        </w:rPr>
         <w:t>3.2 稳定剂（Estabilizantes）</w:t>
       </w:r>
     </w:p>
     <w:p>
       <w:r>
-        <w:rPr>
-          <w:b w:val="0"/>
-          <w:i w:val="0"/>
-        </w:rPr>
         <w:t>常见：</w:t>
       </w:r>
     </w:p>
@@ -759,10 +648,6 @@
         <w:pStyle w:val="ListBullet"/>
       </w:pPr>
       <w:r>
-        <w:rPr>
-          <w:b w:val="0"/>
-          <w:i w:val="0"/>
-        </w:rPr>
         <w:t>瓜尔胶 E412（冷水可溶）</w:t>
       </w:r>
     </w:p>
@@ -771,10 +656,6 @@
         <w:pStyle w:val="ListBullet"/>
       </w:pPr>
       <w:r>
-        <w:rPr>
-          <w:b w:val="0"/>
-          <w:i w:val="0"/>
-        </w:rPr>
         <w:t>槐豆胶 E410（常需加热激活，奶油感强）</w:t>
       </w:r>
     </w:p>
@@ -783,19 +664,11 @@
         <w:pStyle w:val="ListBullet"/>
       </w:pPr>
       <w:r>
-        <w:rPr>
-          <w:b w:val="0"/>
-          <w:i w:val="0"/>
-        </w:rPr>
         <w:t>卡拉胶 E407（软冰常用关键）</w:t>
       </w:r>
     </w:p>
     <w:p>
       <w:r>
-        <w:rPr>
-          <w:b w:val="0"/>
-          <w:i w:val="0"/>
-        </w:rPr>
         <w:t>作用：</w:t>
       </w:r>
     </w:p>
@@ -804,10 +677,6 @@
         <w:pStyle w:val="ListBullet"/>
       </w:pPr>
       <w:r>
-        <w:rPr>
-          <w:b w:val="0"/>
-          <w:i w:val="0"/>
-        </w:rPr>
         <w:t>抓住自由水、抑制冰晶长大</w:t>
       </w:r>
     </w:p>
@@ -816,92 +685,75 @@
         <w:pStyle w:val="ListBullet"/>
       </w:pPr>
       <w:r>
-        <w:rPr>
-          <w:b w:val="0"/>
-          <w:i w:val="0"/>
-        </w:rPr>
         <w:t>抗温度波动劣化（减少反复融化再结冻造成的粗糙）</w:t>
       </w:r>
     </w:p>
     <w:p/>
     <w:p>
-      <w:r>
-        <w:rPr>
-          <w:b w:val="0"/>
-          <w:i w:val="0"/>
-        </w:rPr>
-        <w:t>---</w:t>
-      </w:r>
+      <w:pPr>
+        <w:spacing w:before="120" w:after="120"/>
+        <w:pBdr>
+          <w:bottom w:val="single" w:sz="6" w:space="1" w:color="CCCCCC"/>
+        </w:pBdr>
+      </w:pPr>
     </w:p>
     <w:p/>
     <w:p>
       <w:pPr>
-        <w:pStyle w:val="Heading2"/>
+        <w:spacing w:before="240" w:after="160"/>
       </w:pPr>
       <w:r>
+        <w:rPr>
+          <w:rFonts w:ascii="Microsoft YaHei" w:hAnsi="Microsoft YaHei" w:eastAsia="微软雅黑"/>
+          <w:b/>
+          <w:color w:val="4472C4"/>
+          <w:sz w:val="36"/>
+        </w:rPr>
         <w:t>4. 糖体系：不仅是甜味，更是“冻结点/质地工程”</w:t>
       </w:r>
     </w:p>
     <w:p>
       <w:r>
-        <w:rPr>
-          <w:b w:val="0"/>
-          <w:i w:val="0"/>
-        </w:rPr>
         <w:t>糖在冰淇淋里有 5 个作用：</w:t>
       </w:r>
     </w:p>
     <w:p>
       <w:r>
-        <w:rPr>
-          <w:b w:val="0"/>
-          <w:i w:val="0"/>
-        </w:rPr>
         <w:t>1) 甜味（POD）</w:t>
       </w:r>
     </w:p>
     <w:p>
       <w:r>
-        <w:rPr>
-          <w:b w:val="0"/>
-          <w:i w:val="0"/>
-        </w:rPr>
         <w:t>2) 降低冻结点（PAC）→ 决定软硬/细腻</w:t>
       </w:r>
     </w:p>
     <w:p>
       <w:r>
-        <w:rPr>
-          <w:b w:val="0"/>
-          <w:i w:val="0"/>
-        </w:rPr>
         <w:t>3) 影响黏度与“润泽感/咀嚼感”</w:t>
       </w:r>
     </w:p>
     <w:p>
       <w:r>
-        <w:rPr>
-          <w:b w:val="0"/>
-          <w:i w:val="0"/>
-        </w:rPr>
         <w:t>4) 影响融化形态（融化后是水还是仍然稠）</w:t>
       </w:r>
     </w:p>
     <w:p>
       <w:r>
-        <w:rPr>
-          <w:b w:val="0"/>
-          <w:i w:val="0"/>
-        </w:rPr>
         <w:t>5) 影响风味释放与收尾（拖尾/甜冲/发干）</w:t>
       </w:r>
     </w:p>
     <w:p/>
     <w:p>
       <w:pPr>
-        <w:pStyle w:val="Heading3"/>
+        <w:spacing w:before="240" w:after="160"/>
       </w:pPr>
       <w:r>
+        <w:rPr>
+          <w:rFonts w:ascii="Microsoft YaHei" w:hAnsi="Microsoft YaHei" w:eastAsia="微软雅黑"/>
+          <w:b/>
+          <w:color w:val="5B9BD5"/>
+          <w:sz w:val="28"/>
+        </w:rPr>
         <w:t>4.1 各糖种与用法（保留“能用/怎么用/踩坑点”）</w:t>
       </w:r>
     </w:p>
@@ -910,10 +762,6 @@
         <w:pStyle w:val="ListBullet"/>
       </w:pPr>
       <w:r>
-        <w:rPr>
-          <w:b w:val="0"/>
-          <w:i w:val="0"/>
-        </w:rPr>
         <w:t>蔗糖：主甜味骨架，干净；冷配要注意溶解与沉底</w:t>
       </w:r>
     </w:p>
@@ -922,10 +770,6 @@
         <w:pStyle w:val="ListBullet"/>
       </w:pPr>
       <w:r>
-        <w:rPr>
-          <w:b w:val="0"/>
-          <w:i w:val="0"/>
-        </w:rPr>
         <w:t>细砂糖：本质仍蔗糖，但更易溶，适合冷配</w:t>
       </w:r>
     </w:p>
@@ -934,10 +778,6 @@
         <w:pStyle w:val="ListBullet"/>
       </w:pPr>
       <w:r>
-        <w:rPr>
-          <w:b w:val="0"/>
-          <w:i w:val="0"/>
-        </w:rPr>
         <w:t>褐糖：焦香点缀；不建议用在抹茶主线（易脏色、闷香）</w:t>
       </w:r>
     </w:p>
@@ -946,10 +786,6 @@
         <w:pStyle w:val="ListBullet"/>
       </w:pPr>
       <w:r>
-        <w:rPr>
-          <w:b w:val="0"/>
-          <w:i w:val="0"/>
-        </w:rPr>
         <w:t>dextrose（葡萄糖粉）：重要“软细工具”（提高 PAC），不靠更甜来变好吃</w:t>
       </w:r>
     </w:p>
@@ -958,10 +794,6 @@
         <w:pStyle w:val="ListBullet"/>
       </w:pPr>
       <w:r>
-        <w:rPr>
-          <w:b w:val="0"/>
-          <w:i w:val="0"/>
-        </w:rPr>
         <w:t>转化糖（invert）：润泽、抗结晶；用量克制避免拖尾</w:t>
       </w:r>
     </w:p>
@@ -970,10 +802,6 @@
         <w:pStyle w:val="ListBullet"/>
       </w:pPr>
       <w:r>
-        <w:rPr>
-          <w:b w:val="0"/>
-          <w:i w:val="0"/>
-        </w:rPr>
         <w:t>风味糖浆：当风味，不当结构</w:t>
       </w:r>
     </w:p>
@@ -982,29 +810,30 @@
         <w:pStyle w:val="ListBullet"/>
       </w:pPr>
       <w:r>
-        <w:rPr>
-          <w:b w:val="0"/>
-          <w:i w:val="0"/>
-        </w:rPr>
         <w:t>果糖：甜度高、PAC 强但风险大（甜冲/发干/拖尾），不建议当主工具</w:t>
       </w:r>
     </w:p>
     <w:p/>
     <w:p>
-      <w:r>
-        <w:rPr>
-          <w:b w:val="0"/>
-          <w:i w:val="0"/>
-        </w:rPr>
-        <w:t>---</w:t>
-      </w:r>
+      <w:pPr>
+        <w:spacing w:before="120" w:after="120"/>
+        <w:pBdr>
+          <w:bottom w:val="single" w:sz="6" w:space="1" w:color="CCCCCC"/>
+        </w:pBdr>
+      </w:pPr>
     </w:p>
     <w:p/>
     <w:p>
       <w:pPr>
-        <w:pStyle w:val="Heading2"/>
+        <w:spacing w:before="240" w:after="160"/>
       </w:pPr>
       <w:r>
+        <w:rPr>
+          <w:rFonts w:ascii="Microsoft YaHei" w:hAnsi="Microsoft YaHei" w:eastAsia="微软雅黑"/>
+          <w:b/>
+          <w:color w:val="4472C4"/>
+          <w:sz w:val="36"/>
+        </w:rPr>
         <w:t>5. 结果导向选糖：我想要 X → 用什么？</w:t>
       </w:r>
     </w:p>
@@ -1013,10 +842,6 @@
         <w:pStyle w:val="ListBullet"/>
       </w:pPr>
       <w:r>
-        <w:rPr>
-          <w:b w:val="0"/>
-          <w:i w:val="0"/>
-        </w:rPr>
         <w:t>更软更细、但不明显更甜：dextrose</w:t>
       </w:r>
     </w:p>
@@ -1025,10 +850,6 @@
         <w:pStyle w:val="ListBullet"/>
       </w:pPr>
       <w:r>
-        <w:rPr>
-          <w:b w:val="0"/>
-          <w:i w:val="0"/>
-        </w:rPr>
         <w:t>融化后仍稠、少出水：少量葡萄糖浆/转化糖 +（结构一起配合）</w:t>
       </w:r>
     </w:p>
@@ -1037,10 +858,6 @@
         <w:pStyle w:val="ListBullet"/>
       </w:pPr>
       <w:r>
-        <w:rPr>
-          <w:b w:val="0"/>
-          <w:i w:val="0"/>
-        </w:rPr>
         <w:t>焦糖/黑糖风味：少量褐糖/风味糖浆（当风味）</w:t>
       </w:r>
     </w:p>
@@ -1049,102 +866,94 @@
         <w:pStyle w:val="ListBullet"/>
       </w:pPr>
       <w:r>
-        <w:rPr>
-          <w:b w:val="0"/>
-          <w:i w:val="0"/>
-        </w:rPr>
         <w:t>甜冲：果糖（通常不建议在软冰里追）</w:t>
       </w:r>
     </w:p>
     <w:p/>
     <w:p>
-      <w:r>
-        <w:rPr>
-          <w:b w:val="0"/>
-          <w:i w:val="0"/>
-        </w:rPr>
-        <w:t>---</w:t>
-      </w:r>
+      <w:pPr>
+        <w:spacing w:before="120" w:after="120"/>
+        <w:pBdr>
+          <w:bottom w:val="single" w:sz="6" w:space="1" w:color="CCCCCC"/>
+        </w:pBdr>
+      </w:pPr>
     </w:p>
     <w:p/>
     <w:p>
       <w:pPr>
-        <w:pStyle w:val="Heading2"/>
+        <w:spacing w:before="240" w:after="160"/>
       </w:pPr>
       <w:r>
+        <w:rPr>
+          <w:rFonts w:ascii="Microsoft YaHei" w:hAnsi="Microsoft YaHei" w:eastAsia="微软雅黑"/>
+          <w:b/>
+          <w:color w:val="4472C4"/>
+          <w:sz w:val="36"/>
+        </w:rPr>
         <w:t>6. “中偏甜但不盖香”的糖策略（你的定位可执行版）</w:t>
       </w:r>
     </w:p>
     <w:p>
       <w:r>
-        <w:rPr>
-          <w:b w:val="0"/>
-          <w:i w:val="0"/>
-        </w:rPr>
         <w:t>目标：入口甜感明显，但后段快速干净收尾；不靠糖浆感/胶感闷住香气。</w:t>
       </w:r>
     </w:p>
     <w:p/>
     <w:p>
       <w:r>
-        <w:rPr>
-          <w:b w:val="0"/>
-          <w:i w:val="0"/>
-        </w:rPr>
         <w:t>推荐思路（糖类总量内部角色分配）：</w:t>
       </w:r>
     </w:p>
     <w:p>
       <w:r>
-        <w:rPr>
-          <w:b w:val="0"/>
-          <w:i w:val="0"/>
-        </w:rPr>
         <w:t>1) 蔗糖：60%–70%（主甜味骨架）</w:t>
       </w:r>
     </w:p>
     <w:p>
       <w:r>
-        <w:rPr>
-          <w:b w:val="0"/>
-          <w:i w:val="0"/>
-        </w:rPr>
         <w:t>2) dextrose：10%–20%（软细工具）</w:t>
       </w:r>
     </w:p>
     <w:p>
       <w:r>
-        <w:rPr>
-          <w:b w:val="0"/>
-          <w:i w:val="0"/>
-        </w:rPr>
         <w:t>3) 麦芽糊精：10%–15%（增厚与挺立，不甜）</w:t>
       </w:r>
     </w:p>
     <w:p/>
     <w:p>
-      <w:r>
-        <w:rPr>
-          <w:b w:val="0"/>
-          <w:i w:val="0"/>
-        </w:rPr>
-        <w:t>---</w:t>
-      </w:r>
+      <w:pPr>
+        <w:spacing w:before="120" w:after="120"/>
+        <w:pBdr>
+          <w:bottom w:val="single" w:sz="6" w:space="1" w:color="CCCCCC"/>
+        </w:pBdr>
+      </w:pPr>
     </w:p>
     <w:p/>
     <w:p>
       <w:pPr>
-        <w:pStyle w:val="Heading2"/>
+        <w:spacing w:before="240" w:after="160"/>
       </w:pPr>
       <w:r>
+        <w:rPr>
+          <w:rFonts w:ascii="Microsoft YaHei" w:hAnsi="Microsoft YaHei" w:eastAsia="微软雅黑"/>
+          <w:b/>
+          <w:color w:val="4472C4"/>
+          <w:sz w:val="36"/>
+        </w:rPr>
         <w:t>7. 抹茶/巧克力的门店处理要点（必须做）</w:t>
       </w:r>
     </w:p>
     <w:p>
       <w:pPr>
-        <w:pStyle w:val="Heading3"/>
+        <w:spacing w:before="240" w:after="160"/>
       </w:pPr>
       <w:r>
+        <w:rPr>
+          <w:rFonts w:ascii="Microsoft YaHei" w:hAnsi="Microsoft YaHei" w:eastAsia="微软雅黑"/>
+          <w:b/>
+          <w:color w:val="5B9BD5"/>
+          <w:sz w:val="28"/>
+        </w:rPr>
         <w:t>7.1 抹茶</w:t>
       </w:r>
     </w:p>
@@ -1153,10 +962,6 @@
         <w:pStyle w:val="ListBullet"/>
       </w:pPr>
       <w:r>
-        <w:rPr>
-          <w:b w:val="0"/>
-          <w:i w:val="0"/>
-        </w:rPr>
         <w:t>风险：分散不好→颗粒/沉底/前后杯漂；氧化→发灰；苦涩失控</w:t>
       </w:r>
     </w:p>
@@ -1165,19 +970,21 @@
         <w:pStyle w:val="ListBullet"/>
       </w:pPr>
       <w:r>
-        <w:rPr>
-          <w:b w:val="0"/>
-          <w:i w:val="0"/>
-        </w:rPr>
         <w:t>基本原则：过筛 + 预分散成浆 + 熟化</w:t>
       </w:r>
     </w:p>
     <w:p/>
     <w:p>
       <w:pPr>
-        <w:pStyle w:val="Heading3"/>
+        <w:spacing w:before="240" w:after="160"/>
       </w:pPr>
       <w:r>
+        <w:rPr>
+          <w:rFonts w:ascii="Microsoft YaHei" w:hAnsi="Microsoft YaHei" w:eastAsia="微软雅黑"/>
+          <w:b/>
+          <w:color w:val="5B9BD5"/>
+          <w:sz w:val="28"/>
+        </w:rPr>
         <w:t>7.2 巧克力</w:t>
       </w:r>
     </w:p>
@@ -1186,10 +993,6 @@
         <w:pStyle w:val="ListBullet"/>
       </w:pPr>
       <w:r>
-        <w:rPr>
-          <w:b w:val="0"/>
-          <w:i w:val="0"/>
-        </w:rPr>
         <w:t>记住：高级感来自可可香与厚度，不来自更甜</w:t>
       </w:r>
     </w:p>
@@ -1198,29 +1001,30 @@
         <w:pStyle w:val="ListBullet"/>
       </w:pPr>
       <w:r>
-        <w:rPr>
-          <w:b w:val="0"/>
-          <w:i w:val="0"/>
-        </w:rPr>
         <w:t>可可粉先与糖干混，再入液体高速搅拌；必要时过筛 + 熟化</w:t>
       </w:r>
     </w:p>
     <w:p/>
     <w:p>
-      <w:r>
-        <w:rPr>
-          <w:b w:val="0"/>
-          <w:i w:val="0"/>
-        </w:rPr>
-        <w:t>---</w:t>
-      </w:r>
+      <w:pPr>
+        <w:spacing w:before="120" w:after="120"/>
+        <w:pBdr>
+          <w:bottom w:val="single" w:sz="6" w:space="1" w:color="CCCCCC"/>
+        </w:pBdr>
+      </w:pPr>
     </w:p>
     <w:p/>
     <w:p>
       <w:pPr>
-        <w:pStyle w:val="Heading2"/>
+        <w:spacing w:before="240" w:after="160"/>
       </w:pPr>
       <w:r>
+        <w:rPr>
+          <w:rFonts w:ascii="Microsoft YaHei" w:hAnsi="Microsoft YaHei" w:eastAsia="微软雅黑"/>
+          <w:b/>
+          <w:color w:val="4472C4"/>
+          <w:sz w:val="36"/>
+        </w:rPr>
         <w:t>8. 工艺路线（原料视角的最小结论）</w:t>
       </w:r>
     </w:p>
@@ -1229,10 +1033,6 @@
         <w:pStyle w:val="ListBullet"/>
       </w:pPr>
       <w:r>
-        <w:rPr>
-          <w:b w:val="0"/>
-          <w:i w:val="0"/>
-        </w:rPr>
         <w:t>冷配：快、设备少；但更依赖“可冷溶复配粉 + 充分熟化”</w:t>
       </w:r>
     </w:p>
@@ -1241,120 +1041,94 @@
         <w:pStyle w:val="ListBullet"/>
       </w:pPr>
       <w:r>
-        <w:rPr>
-          <w:b w:val="0"/>
-          <w:i w:val="0"/>
-        </w:rPr>
         <w:t>热配：更细、更香；但设备与流程复杂</w:t>
       </w:r>
     </w:p>
     <w:p/>
     <w:p>
+      <w:pPr>
+        <w:spacing w:before="120" w:after="120"/>
+        <w:pBdr>
+          <w:bottom w:val="single" w:sz="6" w:space="1" w:color="CCCCCC"/>
+        </w:pBdr>
+      </w:pPr>
+    </w:p>
+    <w:p/>
+    <w:p>
+      <w:pPr>
+        <w:spacing w:before="240" w:after="160"/>
+      </w:pPr>
       <w:r>
         <w:rPr>
-          <w:b w:val="0"/>
-          <w:i w:val="0"/>
+          <w:rFonts w:ascii="Microsoft YaHei" w:hAnsi="Microsoft YaHei" w:eastAsia="微软雅黑"/>
+          <w:b/>
+          <w:color w:val="4472C4"/>
+          <w:sz w:val="36"/>
         </w:rPr>
-        <w:t>---</w:t>
+        <w:t>9. toppings 损耗控制（必须提前封住的 4 个来源）</w:t>
+      </w:r>
+    </w:p>
+    <w:p>
+      <w:r>
+        <w:t>1) 手抖：标准勺/夹，固定克重</w:t>
+      </w:r>
+    </w:p>
+    <w:p>
+      <w:r>
+        <w:t>2) 顾客“多一点”：设置加量价</w:t>
+      </w:r>
+    </w:p>
+    <w:p>
+      <w:r>
+        <w:t>3) 水果切配浪费：起步少做水果；做也要每日限量</w:t>
+      </w:r>
+    </w:p>
+    <w:p>
+      <w:r>
+        <w:t>4) 高峰混乱：台面只摆当班够用量，后备密封冷藏</w:t>
       </w:r>
     </w:p>
     <w:p/>
     <w:p>
       <w:pPr>
-        <w:pStyle w:val="Heading2"/>
+        <w:spacing w:before="120" w:after="120"/>
+        <w:pBdr>
+          <w:bottom w:val="single" w:sz="6" w:space="1" w:color="CCCCCC"/>
+        </w:pBdr>
       </w:pPr>
-      <w:r>
-        <w:t>9. toppings 损耗控制（必须提前封住的 4 个来源）</w:t>
-      </w:r>
-    </w:p>
-    <w:p>
-      <w:r>
-        <w:rPr>
-          <w:b w:val="0"/>
-          <w:i w:val="0"/>
-        </w:rPr>
-        <w:t>1) 手抖：标准勺/夹，固定克重</w:t>
-      </w:r>
-    </w:p>
-    <w:p>
-      <w:r>
-        <w:rPr>
-          <w:b w:val="0"/>
-          <w:i w:val="0"/>
-        </w:rPr>
-        <w:t>2) 顾客“多一点”：设置加量价</w:t>
-      </w:r>
-    </w:p>
-    <w:p>
-      <w:r>
-        <w:rPr>
-          <w:b w:val="0"/>
-          <w:i w:val="0"/>
-        </w:rPr>
-        <w:t>3) 水果切配浪费：起步少做水果；做也要每日限量</w:t>
-      </w:r>
-    </w:p>
-    <w:p>
-      <w:r>
-        <w:rPr>
-          <w:b w:val="0"/>
-          <w:i w:val="0"/>
-        </w:rPr>
-        <w:t>4) 高峰混乱：台面只摆当班够用量，后备密封冷藏</w:t>
-      </w:r>
-    </w:p>
-    <w:p/>
-    <w:p>
-      <w:r>
-        <w:rPr>
-          <w:b w:val="0"/>
-          <w:i w:val="0"/>
-        </w:rPr>
-        <w:t>---</w:t>
-      </w:r>
     </w:p>
     <w:p/>
     <w:p>
       <w:pPr>
-        <w:pStyle w:val="Heading2"/>
+        <w:spacing w:before="240" w:after="160"/>
       </w:pPr>
       <w:r>
+        <w:rPr>
+          <w:rFonts w:ascii="Microsoft YaHei" w:hAnsi="Microsoft YaHei" w:eastAsia="微软雅黑"/>
+          <w:b/>
+          <w:color w:val="4472C4"/>
+          <w:sz w:val="36"/>
+        </w:rPr>
         <w:t>10. 本文件作业（跟内容绑定）</w:t>
       </w:r>
     </w:p>
     <w:p>
       <w:r>
-        <w:rPr>
-          <w:b w:val="0"/>
-          <w:i w:val="0"/>
-        </w:rPr>
         <w:t>1) 奶粉验货：拍成分表 + 营养表，核对 Proteínas 是否接近 34g/100g</w:t>
       </w:r>
     </w:p>
     <w:p>
       <w:r>
-        <w:rPr>
-          <w:b w:val="0"/>
-          <w:i w:val="0"/>
-        </w:rPr>
         <w:t>2) 找到 dextrosa（粉末），避免买错成葡萄糖浆/喷雾干燥葡萄糖来替代新手用法</w:t>
       </w:r>
     </w:p>
     <w:p>
       <w:r>
-        <w:rPr>
-          <w:b w:val="0"/>
-          <w:i w:val="0"/>
-        </w:rPr>
         <w:t>3) 抹茶粉拍 4 个信息：产地/等级描述、净含量与包装、成分表、保质期与批次</w:t>
       </w:r>
     </w:p>
     <w:p>
       <w:r>
-        <w:rPr>
-          <w:b w:val="0"/>
-          <w:i w:val="0"/>
-        </w:rPr>
         <w:t>4) toppings 起步最小组合（不扩）：脆4/软2/果2/酱3（按你店定位再细化）</w:t>
       </w:r>
     </w:p>
@@ -1731,6 +1505,9 @@
     <w:name w:val="Normal"/>
     <w:qFormat/>
     <w:rsid w:val="00FC693F"/>
+    <w:pPr>
+      <w:spacing w:after="160" w:line="276" w:lineRule="auto"/>
+    </w:pPr>
     <w:rPr>
       <w:rFonts w:ascii="Calibri" w:hAnsi="Calibri" w:eastAsia="微软雅黑"/>
       <w:sz w:val="22"/>
